--- a/backend-exhibits/Sharefile to Google Mydrive Standard Included.docx
+++ b/backend-exhibits/Sharefile to Google Mydrive Standard Included.docx
@@ -39,14 +39,14 @@
               <w:ind w:left="52"/>
               <w:jc w:val="center"/>
               <w:rPr>
-                <w:rFonts w:ascii="Arial" w:hAnsi="Arial" w:cs="Arial"/>
+                <w:rFonts w:ascii="Arial" w:hAnsi="Arial" w:cs="Arial" w:eastAsia="Arial"/>
                 <w:sz w:val="21"/>
                 <w:szCs w:val="21"/>
               </w:rPr>
             </w:pPr>
             <w:r>
               <w:rPr>
-                <w:rFonts w:ascii="Arial" w:eastAsia="Arial" w:hAnsi="Arial" w:cs="Arial"/>
+                <w:rFonts w:ascii="Arial" w:hAnsi="Arial" w:cs="Arial" w:eastAsia="Arial"/>
                 <w:b/>
                 <w:sz w:val="21"/>
                 <w:szCs w:val="21"/>
@@ -55,7 +55,7 @@
             </w:r>
             <w:r>
               <w:rPr>
-                <w:rFonts w:ascii="Arial" w:eastAsia="Arial" w:hAnsi="Arial" w:cs="Arial"/>
+                <w:rFonts w:ascii="Arial" w:hAnsi="Arial" w:cs="Arial" w:eastAsia="Arial"/>
                 <w:b/>
                 <w:sz w:val="21"/>
                 <w:szCs w:val="21"/>
@@ -64,7 +64,7 @@
             </w:r>
             <w:r>
               <w:rPr>
-                <w:rFonts w:ascii="Arial" w:eastAsia="Arial" w:hAnsi="Arial" w:cs="Arial"/>
+                <w:rFonts w:ascii="Arial" w:hAnsi="Arial" w:cs="Arial" w:eastAsia="Arial"/>
                 <w:b/>
                 <w:sz w:val="21"/>
                 <w:szCs w:val="21"/>
@@ -73,7 +73,7 @@
             </w:r>
             <w:r>
               <w:rPr>
-                <w:rFonts w:ascii="Arial" w:eastAsia="Arial" w:hAnsi="Arial" w:cs="Arial"/>
+                <w:rFonts w:ascii="Arial" w:hAnsi="Arial" w:cs="Arial" w:eastAsia="Arial"/>
                 <w:b/>
                 <w:sz w:val="21"/>
                 <w:szCs w:val="21"/>
@@ -82,7 +82,7 @@
             </w:r>
             <w:r>
               <w:rPr>
-                <w:rFonts w:ascii="Arial" w:eastAsia="Arial" w:hAnsi="Arial" w:cs="Arial"/>
+                <w:rFonts w:ascii="Arial" w:hAnsi="Arial" w:cs="Arial" w:eastAsia="Arial"/>
                 <w:b/>
                 <w:sz w:val="21"/>
                 <w:szCs w:val="21"/>
@@ -91,7 +91,7 @@
             </w:r>
             <w:r>
               <w:rPr>
-                <w:rFonts w:ascii="Arial" w:eastAsia="Arial" w:hAnsi="Arial" w:cs="Arial"/>
+                <w:rFonts w:ascii="Arial" w:hAnsi="Arial" w:cs="Arial" w:eastAsia="Arial"/>
                 <w:b/>
                 <w:sz w:val="21"/>
                 <w:szCs w:val="21"/>
@@ -100,7 +100,7 @@
             </w:r>
             <w:r>
               <w:rPr>
-                <w:rFonts w:ascii="Arial" w:eastAsia="Arial" w:hAnsi="Arial" w:cs="Arial"/>
+                <w:rFonts w:ascii="Arial" w:hAnsi="Arial" w:cs="Arial" w:eastAsia="Arial"/>
                 <w:b/>
                 <w:sz w:val="21"/>
                 <w:szCs w:val="21"/>
@@ -128,7 +128,7 @@
             <w:pPr>
               <w:ind w:left="3"/>
               <w:rPr>
-                <w:rFonts w:ascii="Arial" w:hAnsi="Arial" w:cs="Arial"/>
+                <w:rFonts w:ascii="Arial" w:hAnsi="Arial" w:cs="Arial" w:eastAsia="Arial"/>
                 <w:b/>
                 <w:bCs/>
                 <w:sz w:val="21"/>
@@ -137,7 +137,7 @@
             </w:pPr>
             <w:r>
               <w:rPr>
-                <w:rFonts w:ascii="Arial" w:hAnsi="Arial" w:cs="Arial"/>
+                <w:rFonts w:ascii="Arial" w:hAnsi="Arial" w:cs="Arial" w:eastAsia="Arial"/>
                 <w:b/>
                 <w:bCs/>
                 <w:sz w:val="21"/>
@@ -160,14 +160,14 @@
           <w:p>
             <w:pPr>
               <w:rPr>
-                <w:rFonts w:ascii="Arial" w:hAnsi="Arial" w:cs="Arial"/>
+                <w:rFonts w:ascii="Arial" w:hAnsi="Arial" w:cs="Arial" w:eastAsia="Arial"/>
                 <w:sz w:val="21"/>
                 <w:szCs w:val="21"/>
               </w:rPr>
             </w:pPr>
             <w:r>
               <w:rPr>
-                <w:rFonts w:ascii="Arial" w:hAnsi="Arial" w:cs="Arial"/>
+                <w:rFonts w:ascii="Arial" w:hAnsi="Arial" w:cs="Arial" w:eastAsia="Arial"/>
                 <w:sz w:val="21"/>
                 <w:szCs w:val="21"/>
               </w:rPr>
@@ -175,7 +175,7 @@
             </w:r>
             <w:r>
               <w:rPr>
-                <w:rFonts w:ascii="Arial" w:hAnsi="Arial" w:cs="Arial"/>
+                <w:rFonts w:ascii="Arial" w:hAnsi="Arial" w:cs="Arial" w:eastAsia="Arial"/>
                 <w:sz w:val="21"/>
                 <w:szCs w:val="21"/>
               </w:rPr>
@@ -202,7 +202,7 @@
             <w:pPr>
               <w:ind w:left="3"/>
               <w:rPr>
-                <w:rFonts w:ascii="Arial" w:hAnsi="Arial" w:cs="Arial"/>
+                <w:rFonts w:ascii="Arial" w:hAnsi="Arial" w:cs="Arial" w:eastAsia="Arial"/>
                 <w:b/>
                 <w:bCs/>
                 <w:sz w:val="21"/>
@@ -211,7 +211,7 @@
             </w:pPr>
             <w:r>
               <w:rPr>
-                <w:rFonts w:ascii="Arial" w:hAnsi="Arial" w:cs="Arial"/>
+                <w:rFonts w:ascii="Arial" w:hAnsi="Arial" w:cs="Arial" w:eastAsia="Arial"/>
                 <w:b/>
                 <w:bCs/>
                 <w:sz w:val="21"/>
@@ -221,7 +221,7 @@
             </w:r>
             <w:r>
               <w:rPr>
-                <w:rFonts w:ascii="Arial" w:hAnsi="Arial" w:cs="Arial"/>
+                <w:rFonts w:ascii="Arial" w:hAnsi="Arial" w:cs="Arial" w:eastAsia="Arial"/>
                 <w:b/>
                 <w:bCs/>
                 <w:sz w:val="21"/>
@@ -244,14 +244,14 @@
           <w:p>
             <w:pPr>
               <w:rPr>
-                <w:rFonts w:ascii="Arial" w:hAnsi="Arial" w:cs="Arial"/>
+                <w:rFonts w:ascii="Arial" w:hAnsi="Arial" w:cs="Arial" w:eastAsia="Arial"/>
                 <w:sz w:val="21"/>
                 <w:szCs w:val="21"/>
               </w:rPr>
             </w:pPr>
             <w:r>
               <w:rPr>
-                <w:rFonts w:ascii="Arial" w:hAnsi="Arial" w:cs="Arial"/>
+                <w:rFonts w:ascii="Arial" w:hAnsi="Arial" w:cs="Arial" w:eastAsia="Arial"/>
                 <w:sz w:val="21"/>
                 <w:szCs w:val="21"/>
               </w:rPr>
@@ -278,7 +278,7 @@
             <w:pPr>
               <w:ind w:left="3"/>
               <w:rPr>
-                <w:rFonts w:ascii="Arial" w:hAnsi="Arial" w:cs="Arial"/>
+                <w:rFonts w:ascii="Arial" w:hAnsi="Arial" w:cs="Arial" w:eastAsia="Arial"/>
                 <w:b/>
                 <w:bCs/>
                 <w:sz w:val="21"/>
@@ -287,7 +287,7 @@
             </w:pPr>
             <w:r>
               <w:rPr>
-                <w:rFonts w:ascii="Arial" w:hAnsi="Arial" w:cs="Arial"/>
+                <w:rFonts w:ascii="Arial" w:hAnsi="Arial" w:cs="Arial" w:eastAsia="Arial"/>
                 <w:b/>
                 <w:bCs/>
                 <w:sz w:val="21"/>
@@ -310,7 +310,7 @@
           <w:p>
             <w:pPr>
               <w:rPr>
-                <w:rFonts w:ascii="Arial" w:hAnsi="Arial" w:cs="Arial"/>
+                <w:rFonts w:ascii="Arial" w:hAnsi="Arial" w:cs="Arial" w:eastAsia="Arial"/>
                 <w:sz w:val="21"/>
                 <w:szCs w:val="21"/>
               </w:rPr>
@@ -318,7 +318,7 @@
             <w:proofErr w:type="spellStart"/>
             <w:r>
               <w:rPr>
-                <w:rFonts w:ascii="Arial" w:hAnsi="Arial" w:cs="Arial"/>
+                <w:rFonts w:ascii="Arial" w:hAnsi="Arial" w:cs="Arial" w:eastAsia="Arial"/>
                 <w:sz w:val="21"/>
                 <w:szCs w:val="21"/>
               </w:rPr>
@@ -327,7 +327,7 @@
             <w:proofErr w:type="spellEnd"/>
             <w:r>
               <w:rPr>
-                <w:rFonts w:ascii="Arial" w:hAnsi="Arial" w:cs="Arial"/>
+                <w:rFonts w:ascii="Arial" w:hAnsi="Arial" w:cs="Arial" w:eastAsia="Arial"/>
                 <w:sz w:val="21"/>
                 <w:szCs w:val="21"/>
               </w:rPr>
@@ -354,7 +354,7 @@
             <w:pPr>
               <w:ind w:left="3"/>
               <w:rPr>
-                <w:rFonts w:ascii="Arial" w:hAnsi="Arial" w:cs="Arial"/>
+                <w:rFonts w:ascii="Arial" w:hAnsi="Arial" w:cs="Arial" w:eastAsia="Arial"/>
                 <w:b/>
                 <w:bCs/>
                 <w:sz w:val="21"/>
@@ -363,7 +363,7 @@
             </w:pPr>
             <w:r>
               <w:rPr>
-                <w:rFonts w:ascii="Arial" w:hAnsi="Arial" w:cs="Arial"/>
+                <w:rFonts w:ascii="Arial" w:hAnsi="Arial" w:cs="Arial" w:eastAsia="Arial"/>
                 <w:b/>
                 <w:bCs/>
                 <w:sz w:val="21"/>
@@ -386,7 +386,7 @@
           <w:p>
             <w:pPr>
               <w:rPr>
-                <w:rFonts w:ascii="Arial" w:hAnsi="Arial" w:cs="Arial"/>
+                <w:rFonts w:ascii="Arial" w:hAnsi="Arial" w:cs="Arial" w:eastAsia="Arial"/>
                 <w:sz w:val="21"/>
                 <w:szCs w:val="21"/>
               </w:rPr>
@@ -394,7 +394,7 @@
             <w:proofErr w:type="spellStart"/>
             <w:r>
               <w:rPr>
-                <w:rFonts w:ascii="Arial" w:hAnsi="Arial" w:cs="Arial"/>
+                <w:rFonts w:ascii="Arial" w:hAnsi="Arial" w:cs="Arial" w:eastAsia="Arial"/>
                 <w:sz w:val="21"/>
                 <w:szCs w:val="21"/>
               </w:rPr>
@@ -403,7 +403,7 @@
             <w:proofErr w:type="spellEnd"/>
             <w:r>
               <w:rPr>
-                <w:rFonts w:ascii="Arial" w:hAnsi="Arial" w:cs="Arial"/>
+                <w:rFonts w:ascii="Arial" w:hAnsi="Arial" w:cs="Arial" w:eastAsia="Arial"/>
                 <w:sz w:val="21"/>
                 <w:szCs w:val="21"/>
               </w:rPr>
@@ -430,7 +430,7 @@
             <w:pPr>
               <w:ind w:left="3"/>
               <w:rPr>
-                <w:rFonts w:ascii="Arial" w:hAnsi="Arial" w:cs="Arial"/>
+                <w:rFonts w:ascii="Arial" w:hAnsi="Arial" w:cs="Arial" w:eastAsia="Arial"/>
                 <w:b/>
                 <w:bCs/>
                 <w:sz w:val="21"/>
@@ -439,7 +439,7 @@
             </w:pPr>
             <w:r>
               <w:rPr>
-                <w:rFonts w:ascii="Arial" w:hAnsi="Arial" w:cs="Arial"/>
+                <w:rFonts w:ascii="Arial" w:hAnsi="Arial" w:cs="Arial" w:eastAsia="Arial"/>
                 <w:b/>
                 <w:bCs/>
                 <w:sz w:val="21"/>
@@ -462,14 +462,14 @@
           <w:p>
             <w:pPr>
               <w:rPr>
-                <w:rFonts w:ascii="Arial" w:hAnsi="Arial" w:cs="Arial"/>
+                <w:rFonts w:ascii="Arial" w:hAnsi="Arial" w:cs="Arial" w:eastAsia="Arial"/>
                 <w:sz w:val="21"/>
                 <w:szCs w:val="21"/>
               </w:rPr>
             </w:pPr>
             <w:r>
               <w:rPr>
-                <w:rFonts w:ascii="Arial" w:hAnsi="Arial" w:cs="Arial"/>
+                <w:rFonts w:ascii="Arial" w:hAnsi="Arial" w:cs="Arial" w:eastAsia="Arial"/>
                 <w:sz w:val="21"/>
                 <w:szCs w:val="21"/>
               </w:rPr>
@@ -496,7 +496,7 @@
             <w:pPr>
               <w:ind w:left="3"/>
               <w:rPr>
-                <w:rFonts w:ascii="Arial" w:hAnsi="Arial" w:cs="Arial"/>
+                <w:rFonts w:ascii="Arial" w:hAnsi="Arial" w:cs="Arial" w:eastAsia="Arial"/>
                 <w:b/>
                 <w:bCs/>
                 <w:sz w:val="21"/>
@@ -505,7 +505,7 @@
             </w:pPr>
             <w:r>
               <w:rPr>
-                <w:rFonts w:ascii="Arial" w:hAnsi="Arial" w:cs="Arial"/>
+                <w:rFonts w:ascii="Arial" w:hAnsi="Arial" w:cs="Arial" w:eastAsia="Arial"/>
                 <w:b/>
                 <w:bCs/>
                 <w:sz w:val="21"/>
@@ -529,14 +529,14 @@
             <w:pPr>
               <w:spacing w:line="240" w:lineRule="auto"/>
               <w:rPr>
-                <w:rFonts w:ascii="Arial" w:eastAsia="Times New Roman" w:hAnsi="Arial" w:cs="Arial"/>
+                <w:rFonts w:ascii="Arial" w:hAnsi="Arial" w:cs="Arial" w:eastAsia="Arial"/>
                 <w:sz w:val="21"/>
                 <w:szCs w:val="21"/>
               </w:rPr>
             </w:pPr>
             <w:r>
               <w:rPr>
-                <w:rFonts w:ascii="Arial" w:hAnsi="Arial" w:cs="Arial"/>
+                <w:rFonts w:ascii="Arial" w:hAnsi="Arial" w:cs="Arial" w:eastAsia="Arial"/>
                 <w:sz w:val="21"/>
                 <w:szCs w:val="21"/>
               </w:rPr>
@@ -546,7 +546,7 @@
           <w:p>
             <w:pPr>
               <w:rPr>
-                <w:rFonts w:ascii="Arial" w:hAnsi="Arial" w:cs="Arial"/>
+                <w:rFonts w:ascii="Arial" w:hAnsi="Arial" w:cs="Arial" w:eastAsia="Arial"/>
                 <w:sz w:val="21"/>
                 <w:szCs w:val="21"/>
               </w:rPr>
@@ -572,7 +572,7 @@
             <w:pPr>
               <w:ind w:left="3"/>
               <w:rPr>
-                <w:rFonts w:ascii="Arial" w:hAnsi="Arial" w:cs="Arial"/>
+                <w:rFonts w:ascii="Arial" w:hAnsi="Arial" w:cs="Arial" w:eastAsia="Arial"/>
                 <w:b/>
                 <w:bCs/>
                 <w:sz w:val="21"/>
@@ -581,7 +581,7 @@
             </w:pPr>
             <w:r>
               <w:rPr>
-                <w:rFonts w:ascii="Arial" w:hAnsi="Arial" w:cs="Arial"/>
+                <w:rFonts w:ascii="Arial" w:hAnsi="Arial" w:cs="Arial" w:eastAsia="Arial"/>
                 <w:b/>
                 <w:bCs/>
                 <w:sz w:val="21"/>
@@ -605,14 +605,14 @@
             <w:pPr>
               <w:spacing w:line="240" w:lineRule="auto"/>
               <w:rPr>
-                <w:rFonts w:ascii="Arial" w:hAnsi="Arial" w:cs="Arial"/>
+                <w:rFonts w:ascii="Arial" w:hAnsi="Arial" w:cs="Arial" w:eastAsia="Arial"/>
                 <w:sz w:val="21"/>
                 <w:szCs w:val="21"/>
               </w:rPr>
             </w:pPr>
             <w:r>
               <w:rPr>
-                <w:rFonts w:ascii="Arial" w:hAnsi="Arial" w:cs="Arial"/>
+                <w:rFonts w:ascii="Arial" w:hAnsi="Arial" w:cs="Arial" w:eastAsia="Arial"/>
                 <w:sz w:val="21"/>
                 <w:szCs w:val="21"/>
               </w:rPr>
@@ -639,7 +639,7 @@
             <w:pPr>
               <w:ind w:left="3"/>
               <w:rPr>
-                <w:rFonts w:ascii="Arial" w:hAnsi="Arial" w:cs="Arial"/>
+                <w:rFonts w:ascii="Arial" w:hAnsi="Arial" w:cs="Arial" w:eastAsia="Arial"/>
                 <w:b/>
                 <w:bCs/>
                 <w:sz w:val="21"/>
@@ -648,7 +648,7 @@
             </w:pPr>
             <w:r>
               <w:rPr>
-                <w:rFonts w:ascii="Arial" w:hAnsi="Arial" w:cs="Arial"/>
+                <w:rFonts w:ascii="Arial" w:hAnsi="Arial" w:cs="Arial" w:eastAsia="Arial"/>
                 <w:b/>
                 <w:bCs/>
                 <w:sz w:val="21"/>
@@ -672,14 +672,14 @@
             <w:pPr>
               <w:spacing w:line="240" w:lineRule="auto"/>
               <w:rPr>
-                <w:rFonts w:ascii="Arial" w:hAnsi="Arial" w:cs="Arial"/>
+                <w:rFonts w:ascii="Arial" w:hAnsi="Arial" w:cs="Arial" w:eastAsia="Arial"/>
                 <w:sz w:val="21"/>
                 <w:szCs w:val="21"/>
               </w:rPr>
             </w:pPr>
             <w:r>
               <w:rPr>
-                <w:rFonts w:ascii="Arial" w:hAnsi="Arial" w:cs="Arial"/>
+                <w:rFonts w:ascii="Arial" w:hAnsi="Arial" w:cs="Arial" w:eastAsia="Arial"/>
                 <w:sz w:val="21"/>
                 <w:szCs w:val="21"/>
               </w:rPr>
@@ -687,7 +687,7 @@
             </w:r>
             <w:r>
               <w:rPr>
-                <w:rFonts w:ascii="Arial" w:hAnsi="Arial" w:cs="Arial"/>
+                <w:rFonts w:ascii="Arial" w:hAnsi="Arial" w:cs="Arial" w:eastAsia="Arial"/>
                 <w:sz w:val="21"/>
                 <w:szCs w:val="21"/>
               </w:rPr>
@@ -763,10 +763,10 @@
   <w:docDefaults>
     <w:rPrDefault>
       <w:rPr>
-        <w:rFonts w:asciiTheme="minorHAnsi" w:eastAsiaTheme="minorHAnsi" w:hAnsiTheme="minorHAnsi" w:cstheme="minorBidi"/>
+        <w:rFonts w:ascii="Arial" w:hAnsi="Arial" w:cs="Arial" w:eastAsia="Arial"/>
         <w:kern w:val="2"/>
-        <w:sz w:val="24"/>
-        <w:szCs w:val="24"/>
+        <w:sz w:val="21"/>
+        <w:szCs w:val="21"/>
         <w:lang w:val="en-IN" w:eastAsia="en-US" w:bidi="ar-SA"/>
         <w14:ligatures w14:val="standardContextual"/>
       </w:rPr>
@@ -1163,9 +1163,9 @@
       <w:spacing w:line="259" w:lineRule="auto"/>
     </w:pPr>
     <w:rPr>
-      <w:rFonts w:ascii="Calibri" w:eastAsia="Calibri" w:hAnsi="Calibri" w:cs="Calibri"/>
+      <w:rFonts w:ascii="Arial" w:hAnsi="Arial" w:cs="Arial" w:eastAsia="Arial"/>
       <w:color w:val="000000"/>
-      <w:sz w:val="22"/>
+      <w:sz w:val="21"/>
       <w:lang w:eastAsia="en-IN"/>
     </w:rPr>
   </w:style>
@@ -1184,10 +1184,10 @@
       <w:outlineLvl w:val="0"/>
     </w:pPr>
     <w:rPr>
-      <w:rFonts w:asciiTheme="majorHAnsi" w:eastAsiaTheme="majorEastAsia" w:hAnsiTheme="majorHAnsi" w:cstheme="majorBidi"/>
+      <w:rFonts w:ascii="Arial" w:hAnsi="Arial" w:cs="Arial" w:eastAsia="Arial"/>
       <w:color w:val="0F4761" w:themeColor="accent1" w:themeShade="BF"/>
-      <w:sz w:val="40"/>
-      <w:szCs w:val="40"/>
+      <w:sz w:val="21"/>
+      <w:szCs w:val="21"/>
       <w:lang w:eastAsia="en-US"/>
     </w:rPr>
   </w:style>
@@ -1208,10 +1208,10 @@
       <w:outlineLvl w:val="1"/>
     </w:pPr>
     <w:rPr>
-      <w:rFonts w:asciiTheme="majorHAnsi" w:eastAsiaTheme="majorEastAsia" w:hAnsiTheme="majorHAnsi" w:cstheme="majorBidi"/>
+      <w:rFonts w:ascii="Arial" w:hAnsi="Arial" w:cs="Arial" w:eastAsia="Arial"/>
       <w:color w:val="0F4761" w:themeColor="accent1" w:themeShade="BF"/>
-      <w:sz w:val="32"/>
-      <w:szCs w:val="32"/>
+      <w:sz w:val="21"/>
+      <w:szCs w:val="21"/>
       <w:lang w:eastAsia="en-US"/>
     </w:rPr>
   </w:style>
@@ -1232,10 +1232,10 @@
       <w:outlineLvl w:val="2"/>
     </w:pPr>
     <w:rPr>
-      <w:rFonts w:asciiTheme="minorHAnsi" w:eastAsiaTheme="majorEastAsia" w:hAnsiTheme="minorHAnsi" w:cstheme="majorBidi"/>
+      <w:rFonts w:ascii="Arial" w:hAnsi="Arial" w:cs="Arial" w:eastAsia="Arial"/>
       <w:color w:val="0F4761" w:themeColor="accent1" w:themeShade="BF"/>
-      <w:sz w:val="28"/>
-      <w:szCs w:val="28"/>
+      <w:sz w:val="21"/>
+      <w:szCs w:val="21"/>
       <w:lang w:eastAsia="en-US"/>
     </w:rPr>
   </w:style>
@@ -1256,11 +1256,11 @@
       <w:outlineLvl w:val="3"/>
     </w:pPr>
     <w:rPr>
-      <w:rFonts w:asciiTheme="minorHAnsi" w:eastAsiaTheme="majorEastAsia" w:hAnsiTheme="minorHAnsi" w:cstheme="majorBidi"/>
+      <w:rFonts w:ascii="Arial" w:hAnsi="Arial" w:cs="Arial" w:eastAsia="Arial"/>
       <w:i/>
       <w:iCs/>
       <w:color w:val="0F4761" w:themeColor="accent1" w:themeShade="BF"/>
-      <w:sz w:val="24"/>
+      <w:sz w:val="21"/>
       <w:lang w:eastAsia="en-US"/>
     </w:rPr>
   </w:style>
@@ -1281,9 +1281,9 @@
       <w:outlineLvl w:val="4"/>
     </w:pPr>
     <w:rPr>
-      <w:rFonts w:asciiTheme="minorHAnsi" w:eastAsiaTheme="majorEastAsia" w:hAnsiTheme="minorHAnsi" w:cstheme="majorBidi"/>
+      <w:rFonts w:ascii="Arial" w:hAnsi="Arial" w:cs="Arial" w:eastAsia="Arial"/>
       <w:color w:val="0F4761" w:themeColor="accent1" w:themeShade="BF"/>
-      <w:sz w:val="24"/>
+      <w:sz w:val="21"/>
       <w:lang w:eastAsia="en-US"/>
     </w:rPr>
   </w:style>
@@ -1304,11 +1304,11 @@
       <w:outlineLvl w:val="5"/>
     </w:pPr>
     <w:rPr>
-      <w:rFonts w:asciiTheme="minorHAnsi" w:eastAsiaTheme="majorEastAsia" w:hAnsiTheme="minorHAnsi" w:cstheme="majorBidi"/>
+      <w:rFonts w:ascii="Arial" w:hAnsi="Arial" w:cs="Arial" w:eastAsia="Arial"/>
       <w:i/>
       <w:iCs/>
       <w:color w:val="595959" w:themeColor="text1" w:themeTint="A6"/>
-      <w:sz w:val="24"/>
+      <w:sz w:val="21"/>
       <w:lang w:eastAsia="en-US"/>
     </w:rPr>
   </w:style>
@@ -1329,9 +1329,9 @@
       <w:outlineLvl w:val="6"/>
     </w:pPr>
     <w:rPr>
-      <w:rFonts w:asciiTheme="minorHAnsi" w:eastAsiaTheme="majorEastAsia" w:hAnsiTheme="minorHAnsi" w:cstheme="majorBidi"/>
+      <w:rFonts w:ascii="Arial" w:hAnsi="Arial" w:cs="Arial" w:eastAsia="Arial"/>
       <w:color w:val="595959" w:themeColor="text1" w:themeTint="A6"/>
-      <w:sz w:val="24"/>
+      <w:sz w:val="21"/>
       <w:lang w:eastAsia="en-US"/>
     </w:rPr>
   </w:style>
@@ -1352,11 +1352,11 @@
       <w:outlineLvl w:val="7"/>
     </w:pPr>
     <w:rPr>
-      <w:rFonts w:asciiTheme="minorHAnsi" w:eastAsiaTheme="majorEastAsia" w:hAnsiTheme="minorHAnsi" w:cstheme="majorBidi"/>
+      <w:rFonts w:ascii="Arial" w:hAnsi="Arial" w:cs="Arial" w:eastAsia="Arial"/>
       <w:i/>
       <w:iCs/>
       <w:color w:val="272727" w:themeColor="text1" w:themeTint="D8"/>
-      <w:sz w:val="24"/>
+      <w:sz w:val="21"/>
       <w:lang w:eastAsia="en-US"/>
     </w:rPr>
   </w:style>
@@ -1377,9 +1377,9 @@
       <w:outlineLvl w:val="8"/>
     </w:pPr>
     <w:rPr>
-      <w:rFonts w:asciiTheme="minorHAnsi" w:eastAsiaTheme="majorEastAsia" w:hAnsiTheme="minorHAnsi" w:cstheme="majorBidi"/>
+      <w:rFonts w:ascii="Arial" w:hAnsi="Arial" w:cs="Arial" w:eastAsia="Arial"/>
       <w:color w:val="272727" w:themeColor="text1" w:themeTint="D8"/>
-      <w:sz w:val="24"/>
+      <w:sz w:val="21"/>
       <w:lang w:eastAsia="en-US"/>
     </w:rPr>
   </w:style>
@@ -1417,10 +1417,10 @@
     <w:uiPriority w:val="9"/>
     <w:rsid w:val="00C44E90"/>
     <w:rPr>
-      <w:rFonts w:asciiTheme="majorHAnsi" w:eastAsiaTheme="majorEastAsia" w:hAnsiTheme="majorHAnsi" w:cstheme="majorBidi"/>
+      <w:rFonts w:ascii="Arial" w:hAnsi="Arial" w:cs="Arial" w:eastAsia="Arial"/>
       <w:color w:val="0F4761" w:themeColor="accent1" w:themeShade="BF"/>
-      <w:sz w:val="40"/>
-      <w:szCs w:val="40"/>
+      <w:sz w:val="21"/>
+      <w:szCs w:val="21"/>
     </w:rPr>
   </w:style>
   <w:style w:type="character" w:customStyle="1" w:styleId="Heading2Char">
@@ -1431,10 +1431,10 @@
     <w:semiHidden/>
     <w:rsid w:val="00C44E90"/>
     <w:rPr>
-      <w:rFonts w:asciiTheme="majorHAnsi" w:eastAsiaTheme="majorEastAsia" w:hAnsiTheme="majorHAnsi" w:cstheme="majorBidi"/>
+      <w:rFonts w:ascii="Arial" w:hAnsi="Arial" w:cs="Arial" w:eastAsia="Arial"/>
       <w:color w:val="0F4761" w:themeColor="accent1" w:themeShade="BF"/>
-      <w:sz w:val="32"/>
-      <w:szCs w:val="32"/>
+      <w:sz w:val="21"/>
+      <w:szCs w:val="21"/>
     </w:rPr>
   </w:style>
   <w:style w:type="character" w:customStyle="1" w:styleId="Heading3Char">
@@ -1445,10 +1445,10 @@
     <w:semiHidden/>
     <w:rsid w:val="00C44E90"/>
     <w:rPr>
-      <w:rFonts w:eastAsiaTheme="majorEastAsia" w:cstheme="majorBidi"/>
+      <w:rFonts w:ascii="Arial" w:hAnsi="Arial" w:cs="Arial" w:eastAsia="Arial"/>
       <w:color w:val="0F4761" w:themeColor="accent1" w:themeShade="BF"/>
-      <w:sz w:val="28"/>
-      <w:szCs w:val="28"/>
+      <w:sz w:val="21"/>
+      <w:szCs w:val="21"/>
     </w:rPr>
   </w:style>
   <w:style w:type="character" w:customStyle="1" w:styleId="Heading4Char">
@@ -1459,7 +1459,7 @@
     <w:semiHidden/>
     <w:rsid w:val="00C44E90"/>
     <w:rPr>
-      <w:rFonts w:eastAsiaTheme="majorEastAsia" w:cstheme="majorBidi"/>
+      <w:rFonts w:ascii="Arial" w:hAnsi="Arial" w:cs="Arial" w:eastAsia="Arial"/>
       <w:i/>
       <w:iCs/>
       <w:color w:val="0F4761" w:themeColor="accent1" w:themeShade="BF"/>
@@ -1473,7 +1473,7 @@
     <w:semiHidden/>
     <w:rsid w:val="00C44E90"/>
     <w:rPr>
-      <w:rFonts w:eastAsiaTheme="majorEastAsia" w:cstheme="majorBidi"/>
+      <w:rFonts w:ascii="Arial" w:hAnsi="Arial" w:cs="Arial" w:eastAsia="Arial"/>
       <w:color w:val="0F4761" w:themeColor="accent1" w:themeShade="BF"/>
     </w:rPr>
   </w:style>
@@ -1485,7 +1485,7 @@
     <w:semiHidden/>
     <w:rsid w:val="00C44E90"/>
     <w:rPr>
-      <w:rFonts w:eastAsiaTheme="majorEastAsia" w:cstheme="majorBidi"/>
+      <w:rFonts w:ascii="Arial" w:hAnsi="Arial" w:cs="Arial" w:eastAsia="Arial"/>
       <w:i/>
       <w:iCs/>
       <w:color w:val="595959" w:themeColor="text1" w:themeTint="A6"/>
@@ -1499,7 +1499,7 @@
     <w:semiHidden/>
     <w:rsid w:val="00C44E90"/>
     <w:rPr>
-      <w:rFonts w:eastAsiaTheme="majorEastAsia" w:cstheme="majorBidi"/>
+      <w:rFonts w:ascii="Arial" w:hAnsi="Arial" w:cs="Arial" w:eastAsia="Arial"/>
       <w:color w:val="595959" w:themeColor="text1" w:themeTint="A6"/>
     </w:rPr>
   </w:style>
@@ -1511,7 +1511,7 @@
     <w:semiHidden/>
     <w:rsid w:val="00C44E90"/>
     <w:rPr>
-      <w:rFonts w:eastAsiaTheme="majorEastAsia" w:cstheme="majorBidi"/>
+      <w:rFonts w:ascii="Arial" w:hAnsi="Arial" w:cs="Arial" w:eastAsia="Arial"/>
       <w:i/>
       <w:iCs/>
       <w:color w:val="272727" w:themeColor="text1" w:themeTint="D8"/>
@@ -1525,7 +1525,7 @@
     <w:semiHidden/>
     <w:rsid w:val="00C44E90"/>
     <w:rPr>
-      <w:rFonts w:eastAsiaTheme="majorEastAsia" w:cstheme="majorBidi"/>
+      <w:rFonts w:ascii="Arial" w:hAnsi="Arial" w:cs="Arial" w:eastAsia="Arial"/>
       <w:color w:val="272727" w:themeColor="text1" w:themeTint="D8"/>
     </w:rPr>
   </w:style>
@@ -1542,12 +1542,12 @@
       <w:contextualSpacing/>
     </w:pPr>
     <w:rPr>
-      <w:rFonts w:asciiTheme="majorHAnsi" w:eastAsiaTheme="majorEastAsia" w:hAnsiTheme="majorHAnsi" w:cstheme="majorBidi"/>
+      <w:rFonts w:ascii="Arial" w:hAnsi="Arial" w:cs="Arial" w:eastAsia="Arial"/>
       <w:color w:val="auto"/>
       <w:spacing w:val="-10"/>
       <w:kern w:val="28"/>
-      <w:sz w:val="56"/>
-      <w:szCs w:val="56"/>
+      <w:sz w:val="21"/>
+      <w:szCs w:val="21"/>
       <w:lang w:eastAsia="en-US"/>
     </w:rPr>
   </w:style>
@@ -1558,11 +1558,11 @@
     <w:uiPriority w:val="10"/>
     <w:rsid w:val="00C44E90"/>
     <w:rPr>
-      <w:rFonts w:asciiTheme="majorHAnsi" w:eastAsiaTheme="majorEastAsia" w:hAnsiTheme="majorHAnsi" w:cstheme="majorBidi"/>
+      <w:rFonts w:ascii="Arial" w:hAnsi="Arial" w:cs="Arial" w:eastAsia="Arial"/>
       <w:spacing w:val="-10"/>
       <w:kern w:val="28"/>
-      <w:sz w:val="56"/>
-      <w:szCs w:val="56"/>
+      <w:sz w:val="21"/>
+      <w:szCs w:val="21"/>
     </w:rPr>
   </w:style>
   <w:style w:type="paragraph" w:styleId="Subtitle">
@@ -1580,11 +1580,11 @@
       <w:spacing w:line="278" w:lineRule="auto"/>
     </w:pPr>
     <w:rPr>
-      <w:rFonts w:asciiTheme="minorHAnsi" w:eastAsiaTheme="majorEastAsia" w:hAnsiTheme="minorHAnsi" w:cstheme="majorBidi"/>
+      <w:rFonts w:ascii="Arial" w:hAnsi="Arial" w:cs="Arial" w:eastAsia="Arial"/>
       <w:color w:val="595959" w:themeColor="text1" w:themeTint="A6"/>
       <w:spacing w:val="15"/>
-      <w:sz w:val="28"/>
-      <w:szCs w:val="28"/>
+      <w:sz w:val="21"/>
+      <w:szCs w:val="21"/>
       <w:lang w:eastAsia="en-US"/>
     </w:rPr>
   </w:style>
@@ -1595,11 +1595,11 @@
     <w:uiPriority w:val="11"/>
     <w:rsid w:val="00C44E90"/>
     <w:rPr>
-      <w:rFonts w:eastAsiaTheme="majorEastAsia" w:cstheme="majorBidi"/>
+      <w:rFonts w:ascii="Arial" w:hAnsi="Arial" w:cs="Arial" w:eastAsia="Arial"/>
       <w:color w:val="595959" w:themeColor="text1" w:themeTint="A6"/>
       <w:spacing w:val="15"/>
-      <w:sz w:val="28"/>
-      <w:szCs w:val="28"/>
+      <w:sz w:val="21"/>
+      <w:szCs w:val="21"/>
     </w:rPr>
   </w:style>
   <w:style w:type="paragraph" w:styleId="Quote">
@@ -1615,11 +1615,11 @@
       <w:jc w:val="center"/>
     </w:pPr>
     <w:rPr>
-      <w:rFonts w:asciiTheme="minorHAnsi" w:eastAsiaTheme="minorHAnsi" w:hAnsiTheme="minorHAnsi" w:cstheme="minorBidi"/>
+      <w:rFonts w:ascii="Arial" w:hAnsi="Arial" w:cs="Arial" w:eastAsia="Arial"/>
       <w:i/>
       <w:iCs/>
       <w:color w:val="404040" w:themeColor="text1" w:themeTint="BF"/>
-      <w:sz w:val="24"/>
+      <w:sz w:val="21"/>
       <w:lang w:eastAsia="en-US"/>
     </w:rPr>
   </w:style>
@@ -1647,9 +1647,9 @@
       <w:contextualSpacing/>
     </w:pPr>
     <w:rPr>
-      <w:rFonts w:asciiTheme="minorHAnsi" w:eastAsiaTheme="minorHAnsi" w:hAnsiTheme="minorHAnsi" w:cstheme="minorBidi"/>
+      <w:rFonts w:ascii="Arial" w:hAnsi="Arial" w:cs="Arial" w:eastAsia="Arial"/>
       <w:color w:val="auto"/>
-      <w:sz w:val="24"/>
+      <w:sz w:val="21"/>
       <w:lang w:eastAsia="en-US"/>
     </w:rPr>
   </w:style>
@@ -1683,11 +1683,11 @@
       <w:jc w:val="center"/>
     </w:pPr>
     <w:rPr>
-      <w:rFonts w:asciiTheme="minorHAnsi" w:eastAsiaTheme="minorHAnsi" w:hAnsiTheme="minorHAnsi" w:cstheme="minorBidi"/>
+      <w:rFonts w:ascii="Arial" w:hAnsi="Arial" w:cs="Arial" w:eastAsia="Arial"/>
       <w:i/>
       <w:iCs/>
       <w:color w:val="0F4761" w:themeColor="accent1" w:themeShade="BF"/>
-      <w:sz w:val="24"/>
+      <w:sz w:val="21"/>
       <w:lang w:eastAsia="en-US"/>
     </w:rPr>
   </w:style>
@@ -1724,7 +1724,7 @@
       <w:spacing w:after="0" w:line="240" w:lineRule="auto"/>
     </w:pPr>
     <w:rPr>
-      <w:rFonts w:eastAsiaTheme="minorEastAsia"/>
+      <w:rFonts w:ascii="Arial" w:hAnsi="Arial" w:cs="Arial" w:eastAsia="Arial"/>
       <w:lang w:eastAsia="en-IN"/>
     </w:rPr>
     <w:tblPr>
@@ -1758,9 +1758,9 @@
     <w:uiPriority w:val="99"/>
     <w:rsid w:val="006004F0"/>
     <w:rPr>
-      <w:rFonts w:ascii="Calibri" w:eastAsia="Calibri" w:hAnsi="Calibri" w:cs="Calibri"/>
+      <w:rFonts w:ascii="Arial" w:hAnsi="Arial" w:cs="Arial" w:eastAsia="Arial"/>
       <w:color w:val="000000"/>
-      <w:sz w:val="22"/>
+      <w:sz w:val="21"/>
       <w:lang w:eastAsia="en-IN"/>
     </w:rPr>
   </w:style>
@@ -1786,9 +1786,9 @@
     <w:uiPriority w:val="99"/>
     <w:rsid w:val="006004F0"/>
     <w:rPr>
-      <w:rFonts w:ascii="Calibri" w:eastAsia="Calibri" w:hAnsi="Calibri" w:cs="Calibri"/>
+      <w:rFonts w:ascii="Arial" w:hAnsi="Arial" w:cs="Arial" w:eastAsia="Arial"/>
       <w:color w:val="000000"/>
-      <w:sz w:val="22"/>
+      <w:sz w:val="21"/>
       <w:lang w:eastAsia="en-IN"/>
     </w:rPr>
   </w:style>
